--- a/Lumbee_RIVR_Tech_IRU_Package/05_Authorizations/03_Certificate_of_Authority.docx
+++ b/Lumbee_RIVR_Tech_IRU_Package/05_Authorizations/03_Certificate_of_Authority.docx
@@ -239,7 +239,7 @@
           <w:color w:val="1F3864"/>
           <w:sz w:val="24"/>
         </w:rPr>
-        <w:t>CERTIFICATE OF AUTHORITY AND INCUMBENCY — TRIBE</w:t>
+        <w:t>CERTIFICATE OF AUTHORITY AND INCUMBENCY — LUMBEE TRIBE</w:t>
       </w:r>
     </w:p>
     <w:p>
